--- a/Labs/Lab14/Лабораторная работа №14.docx
+++ b/Labs/Lab14/Лабораторная работа №14.docx
@@ -1,6 +1,6 @@
 
 <file path=word/document.xml><?xml version="1.0" encoding="utf-8"?>
-<w:document xmlns:wpc="http://schemas.microsoft.com/office/word/2010/wordprocessingCanvas" xmlns:cx="http://schemas.microsoft.com/office/drawing/2014/chartex" xmlns:cx1="http://schemas.microsoft.com/office/drawing/2015/9/8/chartex" xmlns:cx2="http://schemas.microsoft.com/office/drawing/2015/10/21/chartex" xmlns:cx3="http://schemas.microsoft.com/office/drawing/2016/5/9/chartex" xmlns:cx4="http://schemas.microsoft.com/office/drawing/2016/5/10/chartex" xmlns:cx5="http://schemas.microsoft.com/office/drawing/2016/5/11/chartex" xmlns:cx6="http://schemas.microsoft.com/office/drawing/2016/5/12/chartex" xmlns:cx7="http://schemas.microsoft.com/office/drawing/2016/5/13/chartex" xmlns:cx8="http://schemas.microsoft.com/office/drawing/2016/5/14/chartex" xmlns:mc="http://schemas.openxmlformats.org/markup-compatibility/2006" xmlns:aink="http://schemas.microsoft.com/office/drawing/2016/ink" xmlns:am3d="http://schemas.microsoft.com/office/drawing/2017/model3d" xmlns:o="urn:schemas-microsoft-com:office:office" xmlns:oel="http://schemas.microsoft.com/office/2019/extlst" xmlns:r="http://schemas.openxmlformats.org/officeDocument/2006/relationships" xmlns:m="http://schemas.openxmlformats.org/officeDocument/2006/math" xmlns:v="urn:schemas-microsoft-com:vml" xmlns:wp14="http://schemas.microsoft.com/office/word/2010/wordprocessingDrawing" xmlns:wp="http://schemas.openxmlformats.org/drawingml/2006/wordprocessingDrawing" xmlns:w10="urn:schemas-microsoft-com:office:word" xmlns:w="http://schemas.openxmlformats.org/wordprocessingml/2006/main" xmlns:w14="http://schemas.microsoft.com/office/word/2010/wordml" xmlns:w15="http://schemas.microsoft.com/office/word/2012/wordml" xmlns:w16cex="http://schemas.microsoft.com/office/word/2018/wordml/cex" xmlns:w16cid="http://schemas.microsoft.com/office/word/2016/wordml/cid" xmlns:w16="http://schemas.microsoft.com/office/word/2018/wordml" xmlns:w16du="http://schemas.microsoft.com/office/word/2023/wordml/word16du" xmlns:w16sdtdh="http://schemas.microsoft.com/office/word/2020/wordml/sdtdatahash" xmlns:w16sdtfl="http://schemas.microsoft.com/office/word/2024/wordml/sdtformatlock" xmlns:w16se="http://schemas.microsoft.com/office/word/2015/wordml/symex" xmlns:wpg="http://schemas.microsoft.com/office/word/2010/wordprocessingGroup" xmlns:wpi="http://schemas.microsoft.com/office/word/2010/wordprocessingInk" xmlns:wne="http://schemas.microsoft.com/office/word/2006/wordml" xmlns:wps="http://schemas.microsoft.com/office/word/2010/wordprocessingShape" mc:Ignorable="w14 w15 w16se w16cid w16 w16cex w16sdtdh w16sdtfl w16du wp14">
+<w:document xmlns:wpc="http://schemas.microsoft.com/office/word/2010/wordprocessingCanvas" xmlns:cx="http://schemas.microsoft.com/office/drawing/2014/chartex" xmlns:cx1="http://schemas.microsoft.com/office/drawing/2015/9/8/chartex" xmlns:cx2="http://schemas.microsoft.com/office/drawing/2015/10/21/chartex" xmlns:cx3="http://schemas.microsoft.com/office/drawing/2016/5/9/chartex" xmlns:cx4="http://schemas.microsoft.com/office/drawing/2016/5/10/chartex" xmlns:cx5="http://schemas.microsoft.com/office/drawing/2016/5/11/chartex" xmlns:cx6="http://schemas.microsoft.com/office/drawing/2016/5/12/chartex" xmlns:cx7="http://schemas.microsoft.com/office/drawing/2016/5/13/chartex" xmlns:cx8="http://schemas.microsoft.com/office/drawing/2016/5/14/chartex" xmlns:mc="http://schemas.openxmlformats.org/markup-compatibility/2006" xmlns:aink="http://schemas.microsoft.com/office/drawing/2016/ink" xmlns:am3d="http://schemas.microsoft.com/office/drawing/2017/model3d" xmlns:o="urn:schemas-microsoft-com:office:office" xmlns:r="http://schemas.openxmlformats.org/officeDocument/2006/relationships" xmlns:m="http://schemas.openxmlformats.org/officeDocument/2006/math" xmlns:v="urn:schemas-microsoft-com:vml" xmlns:wp14="http://schemas.microsoft.com/office/word/2010/wordprocessingDrawing" xmlns:wp="http://schemas.openxmlformats.org/drawingml/2006/wordprocessingDrawing" xmlns:w10="urn:schemas-microsoft-com:office:word" xmlns:w="http://schemas.openxmlformats.org/wordprocessingml/2006/main" xmlns:w14="http://schemas.microsoft.com/office/word/2010/wordml" xmlns:w15="http://schemas.microsoft.com/office/word/2012/wordml" xmlns:w16cex="http://schemas.microsoft.com/office/word/2018/wordml/cex" xmlns:w16cid="http://schemas.microsoft.com/office/word/2016/wordml/cid" xmlns:w16="http://schemas.microsoft.com/office/word/2018/wordml" xmlns:w16sdtdh="http://schemas.microsoft.com/office/word/2020/wordml/sdtdatahash" xmlns:w16se="http://schemas.microsoft.com/office/word/2015/wordml/symex" xmlns:wpg="http://schemas.microsoft.com/office/word/2010/wordprocessingGroup" xmlns:wpi="http://schemas.microsoft.com/office/word/2010/wordprocessingInk" xmlns:wne="http://schemas.microsoft.com/office/word/2006/wordml" xmlns:wps="http://schemas.microsoft.com/office/word/2010/wordprocessingShape" mc:Ignorable="w14 w15 w16se w16cid w16 w16cex w16sdtdh wp14">
   <w:body>
     <w:p>
       <w:pPr>
@@ -45,7 +45,15 @@
         </w:rPr>
       </w:pPr>
       <w:r>
-        <w:t xml:space="preserve">Научиться создавать скетчи для микроконтроллеров Arduino; </w:t>
+        <w:t xml:space="preserve">Научиться создавать скетчи для микроконтроллеров </w:t>
+      </w:r>
+      <w:proofErr w:type="spellStart"/>
+      <w:r>
+        <w:t>Arduino</w:t>
+      </w:r>
+      <w:proofErr w:type="spellEnd"/>
+      <w:r>
+        <w:t xml:space="preserve">; </w:t>
       </w:r>
     </w:p>
     <w:p>
@@ -57,7 +65,23 @@
         </w:rPr>
       </w:pPr>
       <w:r>
-        <w:t>Получить навыки работы с платой Arduino Uno и макетной платой</w:t>
+        <w:t xml:space="preserve">Получить навыки работы с платой </w:t>
+      </w:r>
+      <w:proofErr w:type="spellStart"/>
+      <w:r>
+        <w:t>Arduino</w:t>
+      </w:r>
+      <w:proofErr w:type="spellEnd"/>
+      <w:r>
+        <w:t xml:space="preserve"> </w:t>
+      </w:r>
+      <w:proofErr w:type="spellStart"/>
+      <w:r>
+        <w:t>Uno</w:t>
+      </w:r>
+      <w:proofErr w:type="spellEnd"/>
+      <w:r>
+        <w:t xml:space="preserve"> и макетной платой</w:t>
       </w:r>
     </w:p>
     <w:p>
@@ -100,7 +124,15 @@
         </w:rPr>
       </w:pPr>
       <w:r>
-        <w:t xml:space="preserve">Благодаров, А. В. Программирование микроконтроллеров семейства 1986ВЕ9х компании Миландр / А. В. Благодаров. – Москва: Горячая Линия–Телеком, 2020. – 232 с. – URL: https://ibooks.ru/bookshelf/372218/reading. – Режим доступа: только для зарегистрированных пользователей. – Текст: электронный. – гл.1-2. </w:t>
+        <w:t xml:space="preserve">Благодаров, А. В. Программирование микроконтроллеров семейства 1986ВЕ9х компании </w:t>
+      </w:r>
+      <w:proofErr w:type="spellStart"/>
+      <w:r>
+        <w:t>Миландр</w:t>
+      </w:r>
+      <w:proofErr w:type="spellEnd"/>
+      <w:r>
+        <w:t xml:space="preserve"> / А. В. Благодаров. – Москва: Горячая Линия–Телеком, 2020. – 232 с. – URL: https://ibooks.ru/bookshelf/372218/reading. – Режим доступа: только для зарегистрированных пользователей. – Текст: электронный. – гл.1-2. </w:t>
       </w:r>
     </w:p>
     <w:p>
@@ -264,10 +296,7 @@
         <w:pStyle w:val="2"/>
       </w:pPr>
       <w:r>
-        <w:t>Разработать схему с использованием</w:t>
-      </w:r>
-      <w:r>
-        <w:t xml:space="preserve"> сер</w:t>
+        <w:t>Разработать схему с использованием сер</w:t>
       </w:r>
       <w:r>
         <w:t>вопривода</w:t>
@@ -359,6 +388,9 @@
         <w:jc w:val="center"/>
       </w:pPr>
       <w:r>
+        <w:rPr>
+          <w:noProof/>
+        </w:rPr>
         <w:drawing>
           <wp:inline distT="0" distB="0" distL="0" distR="0" wp14:anchorId="66146A9E" wp14:editId="177F0350">
             <wp:extent cx="2486025" cy="1316225"/>
@@ -431,6 +463,7 @@
       <w:r>
         <w:t xml:space="preserve"> при помощи псевдонима </w:t>
       </w:r>
+      <w:proofErr w:type="spellStart"/>
       <w:r>
         <w:rPr>
           <w:lang w:val="en-US"/>
@@ -443,6 +476,7 @@
         </w:rPr>
         <w:t>GGNN</w:t>
       </w:r>
+      <w:proofErr w:type="spellEnd"/>
       <w:r>
         <w:t xml:space="preserve">, где </w:t>
       </w:r>
@@ -672,7 +706,15 @@
         <w:t xml:space="preserve"> </w:t>
       </w:r>
       <w:r>
-        <w:t xml:space="preserve">с одного пина, этого обычно достаточно для датчиков и светодиодов, но может быть мало для </w:t>
+        <w:t xml:space="preserve">с одного </w:t>
+      </w:r>
+      <w:proofErr w:type="spellStart"/>
+      <w:r>
+        <w:t>пина</w:t>
+      </w:r>
+      <w:proofErr w:type="spellEnd"/>
+      <w:r>
+        <w:t xml:space="preserve">, этого обычно достаточно для датчиков и светодиодов, но может быть мало для </w:t>
       </w:r>
       <w:r>
         <w:t>более требовательных устройств вроде моторчиков и сервоприводов</w:t>
@@ -687,6 +729,9 @@
         <w:jc w:val="center"/>
       </w:pPr>
       <w:r>
+        <w:rPr>
+          <w:noProof/>
+        </w:rPr>
         <w:drawing>
           <wp:inline distT="0" distB="0" distL="0" distR="0" wp14:anchorId="5741D063" wp14:editId="6758DBAA">
             <wp:extent cx="3048000" cy="2173837"/>
@@ -755,6 +800,9 @@
         <w:jc w:val="center"/>
       </w:pPr>
       <w:r>
+        <w:rPr>
+          <w:noProof/>
+        </w:rPr>
         <w:lastRenderedPageBreak/>
         <w:drawing>
           <wp:inline distT="0" distB="0" distL="0" distR="0" wp14:anchorId="16376B8E" wp14:editId="522AA079">
@@ -835,7 +883,7 @@
 </file>
 
 <file path=word/endnotes.xml><?xml version="1.0" encoding="utf-8"?>
-<w:endnotes xmlns:wpc="http://schemas.microsoft.com/office/word/2010/wordprocessingCanvas" xmlns:cx="http://schemas.microsoft.com/office/drawing/2014/chartex" xmlns:cx1="http://schemas.microsoft.com/office/drawing/2015/9/8/chartex" xmlns:cx2="http://schemas.microsoft.com/office/drawing/2015/10/21/chartex" xmlns:cx3="http://schemas.microsoft.com/office/drawing/2016/5/9/chartex" xmlns:cx4="http://schemas.microsoft.com/office/drawing/2016/5/10/chartex" xmlns:cx5="http://schemas.microsoft.com/office/drawing/2016/5/11/chartex" xmlns:cx6="http://schemas.microsoft.com/office/drawing/2016/5/12/chartex" xmlns:cx7="http://schemas.microsoft.com/office/drawing/2016/5/13/chartex" xmlns:cx8="http://schemas.microsoft.com/office/drawing/2016/5/14/chartex" xmlns:mc="http://schemas.openxmlformats.org/markup-compatibility/2006" xmlns:aink="http://schemas.microsoft.com/office/drawing/2016/ink" xmlns:am3d="http://schemas.microsoft.com/office/drawing/2017/model3d" xmlns:o="urn:schemas-microsoft-com:office:office" xmlns:oel="http://schemas.microsoft.com/office/2019/extlst" xmlns:r="http://schemas.openxmlformats.org/officeDocument/2006/relationships" xmlns:m="http://schemas.openxmlformats.org/officeDocument/2006/math" xmlns:v="urn:schemas-microsoft-com:vml" xmlns:wp14="http://schemas.microsoft.com/office/word/2010/wordprocessingDrawing" xmlns:wp="http://schemas.openxmlformats.org/drawingml/2006/wordprocessingDrawing" xmlns:w10="urn:schemas-microsoft-com:office:word" xmlns:w="http://schemas.openxmlformats.org/wordprocessingml/2006/main" xmlns:w14="http://schemas.microsoft.com/office/word/2010/wordml" xmlns:w15="http://schemas.microsoft.com/office/word/2012/wordml" xmlns:w16cex="http://schemas.microsoft.com/office/word/2018/wordml/cex" xmlns:w16cid="http://schemas.microsoft.com/office/word/2016/wordml/cid" xmlns:w16="http://schemas.microsoft.com/office/word/2018/wordml" xmlns:w16du="http://schemas.microsoft.com/office/word/2023/wordml/word16du" xmlns:w16sdtdh="http://schemas.microsoft.com/office/word/2020/wordml/sdtdatahash" xmlns:w16sdtfl="http://schemas.microsoft.com/office/word/2024/wordml/sdtformatlock" xmlns:w16se="http://schemas.microsoft.com/office/word/2015/wordml/symex" xmlns:wpg="http://schemas.microsoft.com/office/word/2010/wordprocessingGroup" xmlns:wpi="http://schemas.microsoft.com/office/word/2010/wordprocessingInk" xmlns:wne="http://schemas.microsoft.com/office/word/2006/wordml" xmlns:wps="http://schemas.microsoft.com/office/word/2010/wordprocessingShape" mc:Ignorable="w14 w15 w16se w16cid w16 w16cex w16sdtdh w16sdtfl w16du wp14">
+<w:endnotes xmlns:wpc="http://schemas.microsoft.com/office/word/2010/wordprocessingCanvas" xmlns:cx="http://schemas.microsoft.com/office/drawing/2014/chartex" xmlns:cx1="http://schemas.microsoft.com/office/drawing/2015/9/8/chartex" xmlns:cx2="http://schemas.microsoft.com/office/drawing/2015/10/21/chartex" xmlns:cx3="http://schemas.microsoft.com/office/drawing/2016/5/9/chartex" xmlns:cx4="http://schemas.microsoft.com/office/drawing/2016/5/10/chartex" xmlns:cx5="http://schemas.microsoft.com/office/drawing/2016/5/11/chartex" xmlns:cx6="http://schemas.microsoft.com/office/drawing/2016/5/12/chartex" xmlns:cx7="http://schemas.microsoft.com/office/drawing/2016/5/13/chartex" xmlns:cx8="http://schemas.microsoft.com/office/drawing/2016/5/14/chartex" xmlns:mc="http://schemas.openxmlformats.org/markup-compatibility/2006" xmlns:aink="http://schemas.microsoft.com/office/drawing/2016/ink" xmlns:am3d="http://schemas.microsoft.com/office/drawing/2017/model3d" xmlns:o="urn:schemas-microsoft-com:office:office" xmlns:r="http://schemas.openxmlformats.org/officeDocument/2006/relationships" xmlns:m="http://schemas.openxmlformats.org/officeDocument/2006/math" xmlns:v="urn:schemas-microsoft-com:vml" xmlns:wp14="http://schemas.microsoft.com/office/word/2010/wordprocessingDrawing" xmlns:wp="http://schemas.openxmlformats.org/drawingml/2006/wordprocessingDrawing" xmlns:w10="urn:schemas-microsoft-com:office:word" xmlns:w="http://schemas.openxmlformats.org/wordprocessingml/2006/main" xmlns:w14="http://schemas.microsoft.com/office/word/2010/wordml" xmlns:w15="http://schemas.microsoft.com/office/word/2012/wordml" xmlns:w16cex="http://schemas.microsoft.com/office/word/2018/wordml/cex" xmlns:w16cid="http://schemas.microsoft.com/office/word/2016/wordml/cid" xmlns:w16="http://schemas.microsoft.com/office/word/2018/wordml" xmlns:w16sdtdh="http://schemas.microsoft.com/office/word/2020/wordml/sdtdatahash" xmlns:w16se="http://schemas.microsoft.com/office/word/2015/wordml/symex" xmlns:wpg="http://schemas.microsoft.com/office/word/2010/wordprocessingGroup" xmlns:wpi="http://schemas.microsoft.com/office/word/2010/wordprocessingInk" xmlns:wne="http://schemas.microsoft.com/office/word/2006/wordml" xmlns:wps="http://schemas.microsoft.com/office/word/2010/wordprocessingShape" mc:Ignorable="w14 w15 w16se w16cid w16 w16cex w16sdtdh wp14">
   <w:endnote w:type="separator" w:id="-1">
     <w:p>
       <w:r>
@@ -854,7 +902,7 @@
 </file>
 
 <file path=word/footnotes.xml><?xml version="1.0" encoding="utf-8"?>
-<w:footnotes xmlns:wpc="http://schemas.microsoft.com/office/word/2010/wordprocessingCanvas" xmlns:cx="http://schemas.microsoft.com/office/drawing/2014/chartex" xmlns:cx1="http://schemas.microsoft.com/office/drawing/2015/9/8/chartex" xmlns:cx2="http://schemas.microsoft.com/office/drawing/2015/10/21/chartex" xmlns:cx3="http://schemas.microsoft.com/office/drawing/2016/5/9/chartex" xmlns:cx4="http://schemas.microsoft.com/office/drawing/2016/5/10/chartex" xmlns:cx5="http://schemas.microsoft.com/office/drawing/2016/5/11/chartex" xmlns:cx6="http://schemas.microsoft.com/office/drawing/2016/5/12/chartex" xmlns:cx7="http://schemas.microsoft.com/office/drawing/2016/5/13/chartex" xmlns:cx8="http://schemas.microsoft.com/office/drawing/2016/5/14/chartex" xmlns:mc="http://schemas.openxmlformats.org/markup-compatibility/2006" xmlns:aink="http://schemas.microsoft.com/office/drawing/2016/ink" xmlns:am3d="http://schemas.microsoft.com/office/drawing/2017/model3d" xmlns:o="urn:schemas-microsoft-com:office:office" xmlns:oel="http://schemas.microsoft.com/office/2019/extlst" xmlns:r="http://schemas.openxmlformats.org/officeDocument/2006/relationships" xmlns:m="http://schemas.openxmlformats.org/officeDocument/2006/math" xmlns:v="urn:schemas-microsoft-com:vml" xmlns:wp14="http://schemas.microsoft.com/office/word/2010/wordprocessingDrawing" xmlns:wp="http://schemas.openxmlformats.org/drawingml/2006/wordprocessingDrawing" xmlns:w10="urn:schemas-microsoft-com:office:word" xmlns:w="http://schemas.openxmlformats.org/wordprocessingml/2006/main" xmlns:w14="http://schemas.microsoft.com/office/word/2010/wordml" xmlns:w15="http://schemas.microsoft.com/office/word/2012/wordml" xmlns:w16cex="http://schemas.microsoft.com/office/word/2018/wordml/cex" xmlns:w16cid="http://schemas.microsoft.com/office/word/2016/wordml/cid" xmlns:w16="http://schemas.microsoft.com/office/word/2018/wordml" xmlns:w16du="http://schemas.microsoft.com/office/word/2023/wordml/word16du" xmlns:w16sdtdh="http://schemas.microsoft.com/office/word/2020/wordml/sdtdatahash" xmlns:w16sdtfl="http://schemas.microsoft.com/office/word/2024/wordml/sdtformatlock" xmlns:w16se="http://schemas.microsoft.com/office/word/2015/wordml/symex" xmlns:wpg="http://schemas.microsoft.com/office/word/2010/wordprocessingGroup" xmlns:wpi="http://schemas.microsoft.com/office/word/2010/wordprocessingInk" xmlns:wne="http://schemas.microsoft.com/office/word/2006/wordml" xmlns:wps="http://schemas.microsoft.com/office/word/2010/wordprocessingShape" mc:Ignorable="w14 w15 w16se w16cid w16 w16cex w16sdtdh w16sdtfl w16du wp14">
+<w:footnotes xmlns:wpc="http://schemas.microsoft.com/office/word/2010/wordprocessingCanvas" xmlns:cx="http://schemas.microsoft.com/office/drawing/2014/chartex" xmlns:cx1="http://schemas.microsoft.com/office/drawing/2015/9/8/chartex" xmlns:cx2="http://schemas.microsoft.com/office/drawing/2015/10/21/chartex" xmlns:cx3="http://schemas.microsoft.com/office/drawing/2016/5/9/chartex" xmlns:cx4="http://schemas.microsoft.com/office/drawing/2016/5/10/chartex" xmlns:cx5="http://schemas.microsoft.com/office/drawing/2016/5/11/chartex" xmlns:cx6="http://schemas.microsoft.com/office/drawing/2016/5/12/chartex" xmlns:cx7="http://schemas.microsoft.com/office/drawing/2016/5/13/chartex" xmlns:cx8="http://schemas.microsoft.com/office/drawing/2016/5/14/chartex" xmlns:mc="http://schemas.openxmlformats.org/markup-compatibility/2006" xmlns:aink="http://schemas.microsoft.com/office/drawing/2016/ink" xmlns:am3d="http://schemas.microsoft.com/office/drawing/2017/model3d" xmlns:o="urn:schemas-microsoft-com:office:office" xmlns:r="http://schemas.openxmlformats.org/officeDocument/2006/relationships" xmlns:m="http://schemas.openxmlformats.org/officeDocument/2006/math" xmlns:v="urn:schemas-microsoft-com:vml" xmlns:wp14="http://schemas.microsoft.com/office/word/2010/wordprocessingDrawing" xmlns:wp="http://schemas.openxmlformats.org/drawingml/2006/wordprocessingDrawing" xmlns:w10="urn:schemas-microsoft-com:office:word" xmlns:w="http://schemas.openxmlformats.org/wordprocessingml/2006/main" xmlns:w14="http://schemas.microsoft.com/office/word/2010/wordml" xmlns:w15="http://schemas.microsoft.com/office/word/2012/wordml" xmlns:w16cex="http://schemas.microsoft.com/office/word/2018/wordml/cex" xmlns:w16cid="http://schemas.microsoft.com/office/word/2016/wordml/cid" xmlns:w16="http://schemas.microsoft.com/office/word/2018/wordml" xmlns:w16sdtdh="http://schemas.microsoft.com/office/word/2020/wordml/sdtdatahash" xmlns:w16se="http://schemas.microsoft.com/office/word/2015/wordml/symex" xmlns:wpg="http://schemas.microsoft.com/office/word/2010/wordprocessingGroup" xmlns:wpi="http://schemas.microsoft.com/office/word/2010/wordprocessingInk" xmlns:wne="http://schemas.microsoft.com/office/word/2006/wordml" xmlns:wps="http://schemas.microsoft.com/office/word/2010/wordprocessingShape" mc:Ignorable="w14 w15 w16se w16cid w16 w16cex w16sdtdh wp14">
   <w:footnote w:type="separator" w:id="-1">
     <w:p>
       <w:r>
@@ -873,7 +921,7 @@
 </file>
 
 <file path=word/header1.xml><?xml version="1.0" encoding="utf-8"?>
-<w:hdr xmlns:wpc="http://schemas.microsoft.com/office/word/2010/wordprocessingCanvas" xmlns:cx="http://schemas.microsoft.com/office/drawing/2014/chartex" xmlns:cx1="http://schemas.microsoft.com/office/drawing/2015/9/8/chartex" xmlns:cx2="http://schemas.microsoft.com/office/drawing/2015/10/21/chartex" xmlns:cx3="http://schemas.microsoft.com/office/drawing/2016/5/9/chartex" xmlns:cx4="http://schemas.microsoft.com/office/drawing/2016/5/10/chartex" xmlns:cx5="http://schemas.microsoft.com/office/drawing/2016/5/11/chartex" xmlns:cx6="http://schemas.microsoft.com/office/drawing/2016/5/12/chartex" xmlns:cx7="http://schemas.microsoft.com/office/drawing/2016/5/13/chartex" xmlns:cx8="http://schemas.microsoft.com/office/drawing/2016/5/14/chartex" xmlns:mc="http://schemas.openxmlformats.org/markup-compatibility/2006" xmlns:aink="http://schemas.microsoft.com/office/drawing/2016/ink" xmlns:am3d="http://schemas.microsoft.com/office/drawing/2017/model3d" xmlns:o="urn:schemas-microsoft-com:office:office" xmlns:oel="http://schemas.microsoft.com/office/2019/extlst" xmlns:r="http://schemas.openxmlformats.org/officeDocument/2006/relationships" xmlns:m="http://schemas.openxmlformats.org/officeDocument/2006/math" xmlns:v="urn:schemas-microsoft-com:vml" xmlns:wp14="http://schemas.microsoft.com/office/word/2010/wordprocessingDrawing" xmlns:wp="http://schemas.openxmlformats.org/drawingml/2006/wordprocessingDrawing" xmlns:w10="urn:schemas-microsoft-com:office:word" xmlns:w="http://schemas.openxmlformats.org/wordprocessingml/2006/main" xmlns:w14="http://schemas.microsoft.com/office/word/2010/wordml" xmlns:w15="http://schemas.microsoft.com/office/word/2012/wordml" xmlns:w16cex="http://schemas.microsoft.com/office/word/2018/wordml/cex" xmlns:w16cid="http://schemas.microsoft.com/office/word/2016/wordml/cid" xmlns:w16="http://schemas.microsoft.com/office/word/2018/wordml" xmlns:w16du="http://schemas.microsoft.com/office/word/2023/wordml/word16du" xmlns:w16sdtdh="http://schemas.microsoft.com/office/word/2020/wordml/sdtdatahash" xmlns:w16sdtfl="http://schemas.microsoft.com/office/word/2024/wordml/sdtformatlock" xmlns:w16se="http://schemas.microsoft.com/office/word/2015/wordml/symex" xmlns:wpg="http://schemas.microsoft.com/office/word/2010/wordprocessingGroup" xmlns:wpi="http://schemas.microsoft.com/office/word/2010/wordprocessingInk" xmlns:wne="http://schemas.microsoft.com/office/word/2006/wordml" xmlns:wps="http://schemas.microsoft.com/office/word/2010/wordprocessingShape" mc:Ignorable="w14 w15 w16se w16cid w16 w16cex w16sdtdh w16sdtfl w16du wp14">
+<w:hdr xmlns:wpc="http://schemas.microsoft.com/office/word/2010/wordprocessingCanvas" xmlns:cx="http://schemas.microsoft.com/office/drawing/2014/chartex" xmlns:cx1="http://schemas.microsoft.com/office/drawing/2015/9/8/chartex" xmlns:cx2="http://schemas.microsoft.com/office/drawing/2015/10/21/chartex" xmlns:cx3="http://schemas.microsoft.com/office/drawing/2016/5/9/chartex" xmlns:cx4="http://schemas.microsoft.com/office/drawing/2016/5/10/chartex" xmlns:cx5="http://schemas.microsoft.com/office/drawing/2016/5/11/chartex" xmlns:cx6="http://schemas.microsoft.com/office/drawing/2016/5/12/chartex" xmlns:cx7="http://schemas.microsoft.com/office/drawing/2016/5/13/chartex" xmlns:cx8="http://schemas.microsoft.com/office/drawing/2016/5/14/chartex" xmlns:mc="http://schemas.openxmlformats.org/markup-compatibility/2006" xmlns:aink="http://schemas.microsoft.com/office/drawing/2016/ink" xmlns:am3d="http://schemas.microsoft.com/office/drawing/2017/model3d" xmlns:o="urn:schemas-microsoft-com:office:office" xmlns:r="http://schemas.openxmlformats.org/officeDocument/2006/relationships" xmlns:m="http://schemas.openxmlformats.org/officeDocument/2006/math" xmlns:v="urn:schemas-microsoft-com:vml" xmlns:wp14="http://schemas.microsoft.com/office/word/2010/wordprocessingDrawing" xmlns:wp="http://schemas.openxmlformats.org/drawingml/2006/wordprocessingDrawing" xmlns:w10="urn:schemas-microsoft-com:office:word" xmlns:w="http://schemas.openxmlformats.org/wordprocessingml/2006/main" xmlns:w14="http://schemas.microsoft.com/office/word/2010/wordml" xmlns:w15="http://schemas.microsoft.com/office/word/2012/wordml" xmlns:w16cex="http://schemas.microsoft.com/office/word/2018/wordml/cex" xmlns:w16cid="http://schemas.microsoft.com/office/word/2016/wordml/cid" xmlns:w16="http://schemas.microsoft.com/office/word/2018/wordml" xmlns:w16sdtdh="http://schemas.microsoft.com/office/word/2020/wordml/sdtdatahash" xmlns:w16se="http://schemas.microsoft.com/office/word/2015/wordml/symex" xmlns:wpg="http://schemas.microsoft.com/office/word/2010/wordprocessingGroup" xmlns:wpi="http://schemas.microsoft.com/office/word/2010/wordprocessingInk" xmlns:wne="http://schemas.microsoft.com/office/word/2006/wordml" xmlns:wps="http://schemas.microsoft.com/office/word/2010/wordprocessingShape" mc:Ignorable="w14 w15 w16se w16cid w16 w16cex w16sdtdh wp14">
   <w:p>
     <w:pPr>
       <w:pStyle w:val="af"/>
@@ -889,14 +937,19 @@
       <w:t xml:space="preserve"> </w:t>
     </w:r>
     <w:r>
-      <w:t>Садовский Р.В.</w:t>
+      <w:t xml:space="preserve">Садовский </w:t>
     </w:r>
+    <w:proofErr w:type="gramStart"/>
+    <w:r>
+      <w:t>Р.В.</w:t>
+    </w:r>
+    <w:proofErr w:type="gramEnd"/>
   </w:p>
 </w:hdr>
 </file>
 
 <file path=word/numbering.xml><?xml version="1.0" encoding="utf-8"?>
-<w:numbering xmlns:wpc="http://schemas.microsoft.com/office/word/2010/wordprocessingCanvas" xmlns:cx="http://schemas.microsoft.com/office/drawing/2014/chartex" xmlns:cx1="http://schemas.microsoft.com/office/drawing/2015/9/8/chartex" xmlns:cx2="http://schemas.microsoft.com/office/drawing/2015/10/21/chartex" xmlns:cx3="http://schemas.microsoft.com/office/drawing/2016/5/9/chartex" xmlns:cx4="http://schemas.microsoft.com/office/drawing/2016/5/10/chartex" xmlns:cx5="http://schemas.microsoft.com/office/drawing/2016/5/11/chartex" xmlns:cx6="http://schemas.microsoft.com/office/drawing/2016/5/12/chartex" xmlns:cx7="http://schemas.microsoft.com/office/drawing/2016/5/13/chartex" xmlns:cx8="http://schemas.microsoft.com/office/drawing/2016/5/14/chartex" xmlns:mc="http://schemas.openxmlformats.org/markup-compatibility/2006" xmlns:aink="http://schemas.microsoft.com/office/drawing/2016/ink" xmlns:am3d="http://schemas.microsoft.com/office/drawing/2017/model3d" xmlns:o="urn:schemas-microsoft-com:office:office" xmlns:oel="http://schemas.microsoft.com/office/2019/extlst" xmlns:r="http://schemas.openxmlformats.org/officeDocument/2006/relationships" xmlns:m="http://schemas.openxmlformats.org/officeDocument/2006/math" xmlns:v="urn:schemas-microsoft-com:vml" xmlns:wp14="http://schemas.microsoft.com/office/word/2010/wordprocessingDrawing" xmlns:wp="http://schemas.openxmlformats.org/drawingml/2006/wordprocessingDrawing" xmlns:w10="urn:schemas-microsoft-com:office:word" xmlns:w="http://schemas.openxmlformats.org/wordprocessingml/2006/main" xmlns:w14="http://schemas.microsoft.com/office/word/2010/wordml" xmlns:w15="http://schemas.microsoft.com/office/word/2012/wordml" xmlns:w16cex="http://schemas.microsoft.com/office/word/2018/wordml/cex" xmlns:w16cid="http://schemas.microsoft.com/office/word/2016/wordml/cid" xmlns:w16="http://schemas.microsoft.com/office/word/2018/wordml" xmlns:w16du="http://schemas.microsoft.com/office/word/2023/wordml/word16du" xmlns:w16sdtdh="http://schemas.microsoft.com/office/word/2020/wordml/sdtdatahash" xmlns:w16sdtfl="http://schemas.microsoft.com/office/word/2024/wordml/sdtformatlock" xmlns:w16se="http://schemas.microsoft.com/office/word/2015/wordml/symex" xmlns:wpg="http://schemas.microsoft.com/office/word/2010/wordprocessingGroup" xmlns:wpi="http://schemas.microsoft.com/office/word/2010/wordprocessingInk" xmlns:wne="http://schemas.microsoft.com/office/word/2006/wordml" xmlns:wps="http://schemas.microsoft.com/office/word/2010/wordprocessingShape" mc:Ignorable="w14 w15 w16se w16cid w16 w16cex w16sdtdh w16sdtfl w16du wp14">
+<w:numbering xmlns:wpc="http://schemas.microsoft.com/office/word/2010/wordprocessingCanvas" xmlns:cx="http://schemas.microsoft.com/office/drawing/2014/chartex" xmlns:cx1="http://schemas.microsoft.com/office/drawing/2015/9/8/chartex" xmlns:cx2="http://schemas.microsoft.com/office/drawing/2015/10/21/chartex" xmlns:cx3="http://schemas.microsoft.com/office/drawing/2016/5/9/chartex" xmlns:cx4="http://schemas.microsoft.com/office/drawing/2016/5/10/chartex" xmlns:cx5="http://schemas.microsoft.com/office/drawing/2016/5/11/chartex" xmlns:cx6="http://schemas.microsoft.com/office/drawing/2016/5/12/chartex" xmlns:cx7="http://schemas.microsoft.com/office/drawing/2016/5/13/chartex" xmlns:cx8="http://schemas.microsoft.com/office/drawing/2016/5/14/chartex" xmlns:mc="http://schemas.openxmlformats.org/markup-compatibility/2006" xmlns:aink="http://schemas.microsoft.com/office/drawing/2016/ink" xmlns:am3d="http://schemas.microsoft.com/office/drawing/2017/model3d" xmlns:o="urn:schemas-microsoft-com:office:office" xmlns:r="http://schemas.openxmlformats.org/officeDocument/2006/relationships" xmlns:m="http://schemas.openxmlformats.org/officeDocument/2006/math" xmlns:v="urn:schemas-microsoft-com:vml" xmlns:wp14="http://schemas.microsoft.com/office/word/2010/wordprocessingDrawing" xmlns:wp="http://schemas.openxmlformats.org/drawingml/2006/wordprocessingDrawing" xmlns:w10="urn:schemas-microsoft-com:office:word" xmlns:w="http://schemas.openxmlformats.org/wordprocessingml/2006/main" xmlns:w14="http://schemas.microsoft.com/office/word/2010/wordml" xmlns:w15="http://schemas.microsoft.com/office/word/2012/wordml" xmlns:w16cex="http://schemas.microsoft.com/office/word/2018/wordml/cex" xmlns:w16cid="http://schemas.microsoft.com/office/word/2016/wordml/cid" xmlns:w16="http://schemas.microsoft.com/office/word/2018/wordml" xmlns:w16sdtdh="http://schemas.microsoft.com/office/word/2020/wordml/sdtdatahash" xmlns:w16se="http://schemas.microsoft.com/office/word/2015/wordml/symex" xmlns:wpg="http://schemas.microsoft.com/office/word/2010/wordprocessingGroup" xmlns:wpi="http://schemas.microsoft.com/office/word/2010/wordprocessingInk" xmlns:wne="http://schemas.microsoft.com/office/word/2006/wordml" xmlns:wps="http://schemas.microsoft.com/office/word/2010/wordprocessingShape" mc:Ignorable="w14 w15 w16se w16cid w16 w16cex w16sdtdh wp14">
   <w:abstractNum w:abstractNumId="0" w15:restartNumberingAfterBreak="0">
     <w:nsid w:val="635D41CF"/>
     <w:multiLevelType w:val="multilevel"/>
@@ -1038,13 +1091,13 @@
     <w:tmpl w:val="E7E00AE2"/>
     <w:numStyleLink w:val="a"/>
   </w:abstractNum>
-  <w:num w:numId="1" w16cid:durableId="1386948056">
+  <w:num w:numId="1">
     <w:abstractNumId w:val="0"/>
   </w:num>
-  <w:num w:numId="2" w16cid:durableId="141122171">
+  <w:num w:numId="2">
     <w:abstractNumId w:val="0"/>
   </w:num>
-  <w:num w:numId="3" w16cid:durableId="634676009">
+  <w:num w:numId="3">
     <w:abstractNumId w:val="1"/>
     <w:lvlOverride w:ilvl="0">
       <w:lvl w:ilvl="0">
@@ -1192,7 +1245,7 @@
       </w:lvl>
     </w:lvlOverride>
   </w:num>
-  <w:num w:numId="4" w16cid:durableId="737049000">
+  <w:num w:numId="4">
     <w:abstractNumId w:val="1"/>
     <w:lvlOverride w:ilvl="0">
       <w:lvl w:ilvl="0">
@@ -1340,10 +1393,10 @@
       </w:lvl>
     </w:lvlOverride>
   </w:num>
-  <w:num w:numId="5" w16cid:durableId="460226078">
+  <w:num w:numId="5">
     <w:abstractNumId w:val="0"/>
   </w:num>
-  <w:num w:numId="6" w16cid:durableId="797380273">
+  <w:num w:numId="6">
     <w:abstractNumId w:val="0"/>
     <w:lvlOverride w:ilvl="0">
       <w:lvl w:ilvl="0">
@@ -1405,7 +1458,7 @@
 </file>
 
 <file path=word/styles.xml><?xml version="1.0" encoding="utf-8"?>
-<w:styles xmlns:mc="http://schemas.openxmlformats.org/markup-compatibility/2006" xmlns:r="http://schemas.openxmlformats.org/officeDocument/2006/relationships" xmlns:w="http://schemas.openxmlformats.org/wordprocessingml/2006/main" xmlns:w14="http://schemas.microsoft.com/office/word/2010/wordml" xmlns:w15="http://schemas.microsoft.com/office/word/2012/wordml" xmlns:w16cex="http://schemas.microsoft.com/office/word/2018/wordml/cex" xmlns:w16cid="http://schemas.microsoft.com/office/word/2016/wordml/cid" xmlns:w16="http://schemas.microsoft.com/office/word/2018/wordml" xmlns:w16du="http://schemas.microsoft.com/office/word/2023/wordml/word16du" xmlns:w16sdtdh="http://schemas.microsoft.com/office/word/2020/wordml/sdtdatahash" xmlns:w16sdtfl="http://schemas.microsoft.com/office/word/2024/wordml/sdtformatlock" xmlns:w16se="http://schemas.microsoft.com/office/word/2015/wordml/symex" mc:Ignorable="w14 w15 w16se w16cid w16 w16cex w16sdtdh w16sdtfl w16du">
+<w:styles xmlns:mc="http://schemas.openxmlformats.org/markup-compatibility/2006" xmlns:r="http://schemas.openxmlformats.org/officeDocument/2006/relationships" xmlns:w="http://schemas.openxmlformats.org/wordprocessingml/2006/main" xmlns:w14="http://schemas.microsoft.com/office/word/2010/wordml" xmlns:w15="http://schemas.microsoft.com/office/word/2012/wordml" xmlns:w16cex="http://schemas.microsoft.com/office/word/2018/wordml/cex" xmlns:w16cid="http://schemas.microsoft.com/office/word/2016/wordml/cid" xmlns:w16="http://schemas.microsoft.com/office/word/2018/wordml" xmlns:w16sdtdh="http://schemas.microsoft.com/office/word/2020/wordml/sdtdatahash" xmlns:w16se="http://schemas.microsoft.com/office/word/2015/wordml/symex" mc:Ignorable="w14 w15 w16se w16cid w16 w16cex w16sdtdh">
   <w:docDefaults>
     <w:rPrDefault>
       <w:rPr>
